--- a/documentation/Palisade - Project Plan.docx
+++ b/documentation/Palisade - Project Plan.docx
@@ -6070,7 +6070,7 @@
         <w:pStyle w:val="Heading2"/>
       </w:pPr>
       <w:r>
-        <w:t>M1 - The inference service   (NEXT)</w:t>
+        <w:t>M1 - The inference service   (COMPLETE)</w:t>
       </w:r>
     </w:p>
     <w:p>
@@ -6333,7 +6333,7 @@
         <w:pStyle w:val="Heading2"/>
       </w:pPr>
       <w:r>
-        <w:t>M2 - Supply chain and CI/CD</w:t>
+        <w:t>M2 - Supply chain and CI/CD   (COMPLETE)</w:t>
       </w:r>
     </w:p>
     <w:p>
@@ -6646,7 +6646,7 @@
         <w:pStyle w:val="Heading2"/>
       </w:pPr>
       <w:r>
-        <w:t>M3 - Kubernetes, GitOps and policy</w:t>
+        <w:t>M3 - Kubernetes, GitOps and policy   (COMPLETE)</w:t>
       </w:r>
     </w:p>
     <w:p>
@@ -6893,7 +6893,7 @@
         <w:pStyle w:val="Heading2"/>
       </w:pPr>
       <w:r>
-        <w:t>M4 - Platform features and observability</w:t>
+        <w:t>M4 - Platform features and observability   (NEXT)</w:t>
       </w:r>
     </w:p>
     <w:p>
